--- a/people-lead/word/andressa/01-historico-1-1.docx
+++ b/people-lead/word/andressa/01-historico-1-1.docx
@@ -12,7 +12,7 @@
           <w:color w:val="1F3A5F"/>
           <w:sz w:val="40"/>
         </w:rPr>
-        <w:t>Andressa — histórico de 1:1s</w:t>
+        <w:t>Andressa Silva — histórico de 1:1s</w:t>
       </w:r>
     </w:p>
     <w:p>
@@ -22,7 +22,7 @@
           <w:color w:val="555555"/>
           <w:sz w:val="22"/>
         </w:rPr>
-        <w:t>Andressa · People Lead · documento editável</w:t>
+        <w:t>Andressa Silva · People Lead · documento editável</w:t>
       </w:r>
     </w:p>
     <w:p/>
@@ -235,7 +235,7 @@
         <w:t>Alocação:</w:t>
       </w:r>
       <w:r>
-        <w:t xml:space="preserve"> Bradesco, sustentação, desde outubro/2025.</w:t>
+        <w:t xml:space="preserve"> MAPFRE, sustentação, desde outubro/2025.</w:t>
       </w:r>
     </w:p>
     <w:p>
@@ -668,7 +668,7 @@
         <w:pStyle w:val="ListBullet"/>
       </w:pPr>
       <w:r>
-        <w:t xml:space="preserve">Mobilidade: não promete tirar ela do Bradesco na 1:1 #2. Promete </w:t>
+        <w:t xml:space="preserve">Mobilidade: não promete tirar ela da MAPFRE na 1:1 #2. Promete </w:t>
       </w:r>
       <w:r>
         <w:rPr>
